--- a/details.docx
+++ b/details.docx
@@ -61,6 +61,711 @@
         <w:t>: Password123!</w:t>
       </w:r>
     </w:p>
+    <w:p>
+      <w:pPr>
+        <w:pStyle w:val="ListParagraph"/>
+        <w:numPr>
+          <w:ilvl w:val="0"/>
+          <w:numId w:val="1"/>
+        </w:numPr>
+        <w:pBdr>
+          <w:top w:val="single" w:sz="2" w:space="0" w:color="auto"/>
+          <w:left w:val="single" w:sz="2" w:space="0" w:color="auto"/>
+          <w:bottom w:val="single" w:sz="2" w:space="0" w:color="auto"/>
+          <w:right w:val="single" w:sz="2" w:space="0" w:color="auto"/>
+        </w:pBdr>
+        <w:shd w:val="clear" w:color="auto" w:fill="181818"/>
+        <w:spacing w:before="100" w:beforeAutospacing="1" w:after="100" w:afterAutospacing="1" w:line="240" w:lineRule="auto"/>
+        <w:outlineLvl w:val="2"/>
+        <w:rPr>
+          <w:rFonts w:ascii="Segoe UI" w:eastAsia="Times New Roman" w:hAnsi="Segoe UI" w:cs="Segoe UI"/>
+          <w:color w:val="CCCCCC"/>
+          <w:kern w:val="0"/>
+          <w:sz w:val="27"/>
+          <w:szCs w:val="27"/>
+          <w:lang w:eastAsia="en-IN"/>
+          <w14:ligatures w14:val="none"/>
+        </w:rPr>
+      </w:pPr>
+      <w:r>
+        <w:rPr>
+          <w:rFonts w:ascii="Segoe UI" w:eastAsia="Times New Roman" w:hAnsi="Segoe UI" w:cs="Segoe UI"/>
+          <w:color w:val="CCCCCC"/>
+          <w:kern w:val="0"/>
+          <w:sz w:val="27"/>
+          <w:szCs w:val="27"/>
+          <w:lang w:eastAsia="en-IN"/>
+          <w14:ligatures w14:val="none"/>
+        </w:rPr>
+        <w:t>Test Credentials</w:t>
+      </w:r>
+    </w:p>
+    <w:tbl>
+      <w:tblPr>
+        <w:tblW w:w="0" w:type="auto"/>
+        <w:tblCellSpacing w:w="15" w:type="dxa"/>
+        <w:tblBorders>
+          <w:top w:val="single" w:sz="2" w:space="0" w:color="auto"/>
+          <w:left w:val="single" w:sz="2" w:space="0" w:color="auto"/>
+          <w:bottom w:val="single" w:sz="2" w:space="0" w:color="auto"/>
+          <w:right w:val="single" w:sz="2" w:space="0" w:color="auto"/>
+        </w:tblBorders>
+        <w:tblCellMar>
+          <w:top w:w="15" w:type="dxa"/>
+          <w:left w:w="15" w:type="dxa"/>
+          <w:bottom w:w="15" w:type="dxa"/>
+          <w:right w:w="15" w:type="dxa"/>
+        </w:tblCellMar>
+        <w:tblLook w:val="04A0" w:firstRow="1" w:lastRow="0" w:firstColumn="1" w:lastColumn="0" w:noHBand="0" w:noVBand="1"/>
+      </w:tblPr>
+      <w:tblGrid>
+        <w:gridCol w:w="2425"/>
+        <w:gridCol w:w="1552"/>
+        <w:gridCol w:w="3245"/>
+        <w:gridCol w:w="1557"/>
+      </w:tblGrid>
+      <w:tr>
+        <w:trPr>
+          <w:tblHeader/>
+          <w:tblCellSpacing w:w="15" w:type="dxa"/>
+        </w:trPr>
+        <w:tc>
+          <w:tcPr>
+            <w:tcW w:w="0" w:type="auto"/>
+            <w:tcBorders>
+              <w:top w:val="single" w:sz="2" w:space="0" w:color="auto"/>
+              <w:left w:val="single" w:sz="2" w:space="0" w:color="auto"/>
+              <w:bottom w:val="single" w:sz="6" w:space="0" w:color="auto"/>
+              <w:right w:val="single" w:sz="6" w:space="0" w:color="auto"/>
+            </w:tcBorders>
+            <w:vAlign w:val="center"/>
+            <w:hideMark/>
+          </w:tcPr>
+          <w:p>
+            <w:pPr>
+              <w:spacing w:after="0" w:line="240" w:lineRule="auto"/>
+              <w:rPr>
+                <w:rFonts w:ascii="Times New Roman" w:eastAsia="Times New Roman" w:hAnsi="Times New Roman" w:cs="Times New Roman"/>
+                <w:kern w:val="0"/>
+                <w:sz w:val="24"/>
+                <w:szCs w:val="24"/>
+                <w:lang w:eastAsia="en-IN"/>
+                <w14:ligatures w14:val="none"/>
+              </w:rPr>
+            </w:pPr>
+            <w:r>
+              <w:rPr>
+                <w:rFonts w:ascii="Times New Roman" w:eastAsia="Times New Roman" w:hAnsi="Times New Roman" w:cs="Times New Roman"/>
+                <w:kern w:val="0"/>
+                <w:sz w:val="24"/>
+                <w:szCs w:val="24"/>
+                <w:lang w:eastAsia="en-IN"/>
+                <w14:ligatures w14:val="none"/>
+              </w:rPr>
+              <w:t>Portal / Module</w:t>
+            </w:r>
+          </w:p>
+        </w:tc>
+        <w:tc>
+          <w:tcPr>
+            <w:tcW w:w="0" w:type="auto"/>
+            <w:tcBorders>
+              <w:top w:val="single" w:sz="2" w:space="0" w:color="auto"/>
+              <w:left w:val="single" w:sz="6" w:space="0" w:color="auto"/>
+              <w:bottom w:val="single" w:sz="6" w:space="0" w:color="auto"/>
+              <w:right w:val="single" w:sz="6" w:space="0" w:color="auto"/>
+            </w:tcBorders>
+            <w:vAlign w:val="center"/>
+            <w:hideMark/>
+          </w:tcPr>
+          <w:p>
+            <w:pPr>
+              <w:spacing w:after="0" w:line="240" w:lineRule="auto"/>
+              <w:rPr>
+                <w:rFonts w:ascii="Times New Roman" w:eastAsia="Times New Roman" w:hAnsi="Times New Roman" w:cs="Times New Roman"/>
+                <w:kern w:val="0"/>
+                <w:sz w:val="24"/>
+                <w:szCs w:val="24"/>
+                <w:lang w:eastAsia="en-IN"/>
+                <w14:ligatures w14:val="none"/>
+              </w:rPr>
+            </w:pPr>
+            <w:r>
+              <w:rPr>
+                <w:rFonts w:ascii="Times New Roman" w:eastAsia="Times New Roman" w:hAnsi="Times New Roman" w:cs="Times New Roman"/>
+                <w:kern w:val="0"/>
+                <w:sz w:val="24"/>
+                <w:szCs w:val="24"/>
+                <w:lang w:eastAsia="en-IN"/>
+                <w14:ligatures w14:val="none"/>
+              </w:rPr>
+              <w:t>URL</w:t>
+            </w:r>
+          </w:p>
+        </w:tc>
+        <w:tc>
+          <w:tcPr>
+            <w:tcW w:w="0" w:type="auto"/>
+            <w:tcBorders>
+              <w:top w:val="single" w:sz="2" w:space="0" w:color="auto"/>
+              <w:left w:val="single" w:sz="6" w:space="0" w:color="auto"/>
+              <w:bottom w:val="single" w:sz="6" w:space="0" w:color="auto"/>
+              <w:right w:val="single" w:sz="6" w:space="0" w:color="auto"/>
+            </w:tcBorders>
+            <w:vAlign w:val="center"/>
+            <w:hideMark/>
+          </w:tcPr>
+          <w:p>
+            <w:pPr>
+              <w:spacing w:after="0" w:line="240" w:lineRule="auto"/>
+              <w:rPr>
+                <w:rFonts w:ascii="Times New Roman" w:eastAsia="Times New Roman" w:hAnsi="Times New Roman" w:cs="Times New Roman"/>
+                <w:kern w:val="0"/>
+                <w:sz w:val="24"/>
+                <w:szCs w:val="24"/>
+                <w:lang w:eastAsia="en-IN"/>
+                <w14:ligatures w14:val="none"/>
+              </w:rPr>
+            </w:pPr>
+            <w:r>
+              <w:rPr>
+                <w:rFonts w:ascii="Times New Roman" w:eastAsia="Times New Roman" w:hAnsi="Times New Roman" w:cs="Times New Roman"/>
+                <w:kern w:val="0"/>
+                <w:sz w:val="24"/>
+                <w:szCs w:val="24"/>
+                <w:lang w:eastAsia="en-IN"/>
+                <w14:ligatures w14:val="none"/>
+              </w:rPr>
+              <w:t>Email</w:t>
+            </w:r>
+          </w:p>
+        </w:tc>
+        <w:tc>
+          <w:tcPr>
+            <w:tcW w:w="0" w:type="auto"/>
+            <w:tcBorders>
+              <w:top w:val="single" w:sz="2" w:space="0" w:color="auto"/>
+              <w:left w:val="single" w:sz="6" w:space="0" w:color="auto"/>
+              <w:bottom w:val="single" w:sz="6" w:space="0" w:color="auto"/>
+              <w:right w:val="single" w:sz="2" w:space="0" w:color="auto"/>
+            </w:tcBorders>
+            <w:vAlign w:val="center"/>
+            <w:hideMark/>
+          </w:tcPr>
+          <w:p>
+            <w:pPr>
+              <w:spacing w:after="0" w:line="240" w:lineRule="auto"/>
+              <w:rPr>
+                <w:rFonts w:ascii="Times New Roman" w:eastAsia="Times New Roman" w:hAnsi="Times New Roman" w:cs="Times New Roman"/>
+                <w:kern w:val="0"/>
+                <w:sz w:val="24"/>
+                <w:szCs w:val="24"/>
+                <w:lang w:eastAsia="en-IN"/>
+                <w14:ligatures w14:val="none"/>
+              </w:rPr>
+            </w:pPr>
+            <w:r>
+              <w:rPr>
+                <w:rFonts w:ascii="Times New Roman" w:eastAsia="Times New Roman" w:hAnsi="Times New Roman" w:cs="Times New Roman"/>
+                <w:kern w:val="0"/>
+                <w:sz w:val="24"/>
+                <w:szCs w:val="24"/>
+                <w:lang w:eastAsia="en-IN"/>
+                <w14:ligatures w14:val="none"/>
+              </w:rPr>
+              <w:t>Password</w:t>
+            </w:r>
+          </w:p>
+        </w:tc>
+      </w:tr>
+      <w:tr>
+        <w:trPr>
+          <w:tblCellSpacing w:w="15" w:type="dxa"/>
+        </w:trPr>
+        <w:tc>
+          <w:tcPr>
+            <w:tcW w:w="0" w:type="auto"/>
+            <w:tcBorders>
+              <w:top w:val="single" w:sz="6" w:space="0" w:color="auto"/>
+              <w:left w:val="single" w:sz="2" w:space="0" w:color="auto"/>
+              <w:bottom w:val="single" w:sz="6" w:space="0" w:color="auto"/>
+              <w:right w:val="single" w:sz="6" w:space="0" w:color="auto"/>
+            </w:tcBorders>
+            <w:vAlign w:val="center"/>
+            <w:hideMark/>
+          </w:tcPr>
+          <w:p>
+            <w:pPr>
+              <w:spacing w:after="0" w:line="240" w:lineRule="auto"/>
+              <w:rPr>
+                <w:rFonts w:ascii="Times New Roman" w:eastAsia="Times New Roman" w:hAnsi="Times New Roman" w:cs="Times New Roman"/>
+                <w:kern w:val="0"/>
+                <w:sz w:val="24"/>
+                <w:szCs w:val="24"/>
+                <w:lang w:eastAsia="en-IN"/>
+                <w14:ligatures w14:val="none"/>
+              </w:rPr>
+            </w:pPr>
+            <w:r>
+              <w:rPr>
+                <w:rFonts w:ascii="Times New Roman" w:eastAsia="Times New Roman" w:hAnsi="Times New Roman" w:cs="Times New Roman"/>
+                <w:b/>
+                <w:bCs/>
+                <w:kern w:val="0"/>
+                <w:sz w:val="24"/>
+                <w:szCs w:val="24"/>
+                <w:bdr w:val="single" w:sz="2" w:space="0" w:color="auto" w:frame="1"/>
+                <w:lang w:eastAsia="en-IN"/>
+                <w14:ligatures w14:val="none"/>
+              </w:rPr>
+              <w:t>Principal Agent Portal</w:t>
+            </w:r>
+          </w:p>
+        </w:tc>
+        <w:tc>
+          <w:tcPr>
+            <w:tcW w:w="0" w:type="auto"/>
+            <w:tcBorders>
+              <w:top w:val="single" w:sz="6" w:space="0" w:color="auto"/>
+              <w:left w:val="single" w:sz="6" w:space="0" w:color="auto"/>
+              <w:bottom w:val="single" w:sz="6" w:space="0" w:color="auto"/>
+              <w:right w:val="single" w:sz="6" w:space="0" w:color="auto"/>
+            </w:tcBorders>
+            <w:vAlign w:val="center"/>
+            <w:hideMark/>
+          </w:tcPr>
+          <w:p>
+            <w:pPr>
+              <w:spacing w:after="0" w:line="240" w:lineRule="auto"/>
+              <w:rPr>
+                <w:rFonts w:ascii="Times New Roman" w:eastAsia="Times New Roman" w:hAnsi="Times New Roman" w:cs="Times New Roman"/>
+                <w:kern w:val="0"/>
+                <w:sz w:val="24"/>
+                <w:szCs w:val="24"/>
+                <w:lang w:eastAsia="en-IN"/>
+                <w14:ligatures w14:val="none"/>
+              </w:rPr>
+            </w:pPr>
+            <w:r>
+              <w:rPr>
+                <w:rFonts w:ascii="Consolas" w:eastAsia="Times New Roman" w:hAnsi="Consolas" w:cs="Courier New"/>
+                <w:color w:val="D0D0D0"/>
+                <w:kern w:val="0"/>
+                <w:szCs w:val="22"/>
+                <w:bdr w:val="single" w:sz="2" w:space="0" w:color="auto" w:frame="1"/>
+                <w:shd w:val="clear" w:color="auto" w:fill="3C3C3C"/>
+                <w:lang w:eastAsia="en-IN"/>
+                <w14:ligatures w14:val="none"/>
+              </w:rPr>
+              <w:t>/agent/login</w:t>
+            </w:r>
+          </w:p>
+        </w:tc>
+        <w:tc>
+          <w:tcPr>
+            <w:tcW w:w="0" w:type="auto"/>
+            <w:tcBorders>
+              <w:top w:val="single" w:sz="6" w:space="0" w:color="auto"/>
+              <w:left w:val="single" w:sz="6" w:space="0" w:color="auto"/>
+              <w:bottom w:val="single" w:sz="6" w:space="0" w:color="auto"/>
+              <w:right w:val="single" w:sz="6" w:space="0" w:color="auto"/>
+            </w:tcBorders>
+            <w:vAlign w:val="center"/>
+            <w:hideMark/>
+          </w:tcPr>
+          <w:p>
+            <w:pPr>
+              <w:spacing w:after="0" w:line="240" w:lineRule="auto"/>
+              <w:rPr>
+                <w:rFonts w:ascii="Times New Roman" w:eastAsia="Times New Roman" w:hAnsi="Times New Roman" w:cs="Times New Roman"/>
+                <w:kern w:val="0"/>
+                <w:sz w:val="24"/>
+                <w:szCs w:val="24"/>
+                <w:lang w:eastAsia="en-IN"/>
+                <w14:ligatures w14:val="none"/>
+              </w:rPr>
+            </w:pPr>
+            <w:r>
+              <w:rPr>
+                <w:rFonts w:ascii="Consolas" w:eastAsia="Times New Roman" w:hAnsi="Consolas" w:cs="Courier New"/>
+                <w:color w:val="D0D0D0"/>
+                <w:kern w:val="0"/>
+                <w:szCs w:val="22"/>
+                <w:bdr w:val="single" w:sz="2" w:space="0" w:color="auto" w:frame="1"/>
+                <w:shd w:val="clear" w:color="auto" w:fill="3C3C3C"/>
+                <w:lang w:eastAsia="en-IN"/>
+                <w14:ligatures w14:val="none"/>
+              </w:rPr>
+              <w:t>agent@aurasoaps.com</w:t>
+            </w:r>
+          </w:p>
+        </w:tc>
+        <w:tc>
+          <w:tcPr>
+            <w:tcW w:w="0" w:type="auto"/>
+            <w:tcBorders>
+              <w:top w:val="single" w:sz="6" w:space="0" w:color="auto"/>
+              <w:left w:val="single" w:sz="6" w:space="0" w:color="auto"/>
+              <w:bottom w:val="single" w:sz="6" w:space="0" w:color="auto"/>
+              <w:right w:val="single" w:sz="2" w:space="0" w:color="auto"/>
+            </w:tcBorders>
+            <w:vAlign w:val="center"/>
+            <w:hideMark/>
+          </w:tcPr>
+          <w:p>
+            <w:pPr>
+              <w:spacing w:after="0" w:line="240" w:lineRule="auto"/>
+              <w:rPr>
+                <w:rFonts w:ascii="Times New Roman" w:eastAsia="Times New Roman" w:hAnsi="Times New Roman" w:cs="Times New Roman"/>
+                <w:kern w:val="0"/>
+                <w:sz w:val="24"/>
+                <w:szCs w:val="24"/>
+                <w:lang w:eastAsia="en-IN"/>
+                <w14:ligatures w14:val="none"/>
+              </w:rPr>
+            </w:pPr>
+            <w:r>
+              <w:rPr>
+                <w:rFonts w:ascii="Consolas" w:eastAsia="Times New Roman" w:hAnsi="Consolas" w:cs="Courier New"/>
+                <w:color w:val="D0D0D0"/>
+                <w:kern w:val="0"/>
+                <w:szCs w:val="22"/>
+                <w:bdr w:val="single" w:sz="2" w:space="0" w:color="auto" w:frame="1"/>
+                <w:shd w:val="clear" w:color="auto" w:fill="3C3C3C"/>
+                <w:lang w:eastAsia="en-IN"/>
+                <w14:ligatures w14:val="none"/>
+              </w:rPr>
+              <w:t>Password123!</w:t>
+            </w:r>
+          </w:p>
+        </w:tc>
+      </w:tr>
+      <w:tr>
+        <w:trPr>
+          <w:tblCellSpacing w:w="15" w:type="dxa"/>
+        </w:trPr>
+        <w:tc>
+          <w:tcPr>
+            <w:tcW w:w="0" w:type="auto"/>
+            <w:tcBorders>
+              <w:top w:val="single" w:sz="6" w:space="0" w:color="auto"/>
+              <w:left w:val="single" w:sz="2" w:space="0" w:color="auto"/>
+              <w:bottom w:val="single" w:sz="6" w:space="0" w:color="auto"/>
+              <w:right w:val="single" w:sz="6" w:space="0" w:color="auto"/>
+            </w:tcBorders>
+            <w:vAlign w:val="center"/>
+            <w:hideMark/>
+          </w:tcPr>
+          <w:p>
+            <w:pPr>
+              <w:spacing w:after="0" w:line="240" w:lineRule="auto"/>
+              <w:rPr>
+                <w:rFonts w:ascii="Times New Roman" w:eastAsia="Times New Roman" w:hAnsi="Times New Roman" w:cs="Times New Roman"/>
+                <w:kern w:val="0"/>
+                <w:sz w:val="24"/>
+                <w:szCs w:val="24"/>
+                <w:lang w:eastAsia="en-IN"/>
+                <w14:ligatures w14:val="none"/>
+              </w:rPr>
+            </w:pPr>
+            <w:r>
+              <w:rPr>
+                <w:rFonts w:ascii="Times New Roman" w:eastAsia="Times New Roman" w:hAnsi="Times New Roman" w:cs="Times New Roman"/>
+                <w:b/>
+                <w:bCs/>
+                <w:kern w:val="0"/>
+                <w:sz w:val="24"/>
+                <w:szCs w:val="24"/>
+                <w:bdr w:val="single" w:sz="2" w:space="0" w:color="auto" w:frame="1"/>
+                <w:lang w:eastAsia="en-IN"/>
+                <w14:ligatures w14:val="none"/>
+              </w:rPr>
+              <w:t>Pending Application</w:t>
+            </w:r>
+          </w:p>
+        </w:tc>
+        <w:tc>
+          <w:tcPr>
+            <w:tcW w:w="0" w:type="auto"/>
+            <w:tcBorders>
+              <w:top w:val="single" w:sz="6" w:space="0" w:color="auto"/>
+              <w:left w:val="single" w:sz="6" w:space="0" w:color="auto"/>
+              <w:bottom w:val="single" w:sz="6" w:space="0" w:color="auto"/>
+              <w:right w:val="single" w:sz="6" w:space="0" w:color="auto"/>
+            </w:tcBorders>
+            <w:vAlign w:val="center"/>
+            <w:hideMark/>
+          </w:tcPr>
+          <w:p>
+            <w:pPr>
+              <w:spacing w:after="0" w:line="240" w:lineRule="auto"/>
+              <w:rPr>
+                <w:rFonts w:ascii="Times New Roman" w:eastAsia="Times New Roman" w:hAnsi="Times New Roman" w:cs="Times New Roman"/>
+                <w:kern w:val="0"/>
+                <w:sz w:val="24"/>
+                <w:szCs w:val="24"/>
+                <w:lang w:eastAsia="en-IN"/>
+                <w14:ligatures w14:val="none"/>
+              </w:rPr>
+            </w:pPr>
+            <w:r>
+              <w:rPr>
+                <w:rFonts w:ascii="Consolas" w:eastAsia="Times New Roman" w:hAnsi="Consolas" w:cs="Courier New"/>
+                <w:color w:val="D0D0D0"/>
+                <w:kern w:val="0"/>
+                <w:szCs w:val="22"/>
+                <w:bdr w:val="single" w:sz="2" w:space="0" w:color="auto" w:frame="1"/>
+                <w:shd w:val="clear" w:color="auto" w:fill="3C3C3C"/>
+                <w:lang w:eastAsia="en-IN"/>
+                <w14:ligatures w14:val="none"/>
+              </w:rPr>
+              <w:t>/agent/login</w:t>
+            </w:r>
+          </w:p>
+        </w:tc>
+        <w:tc>
+          <w:tcPr>
+            <w:tcW w:w="0" w:type="auto"/>
+            <w:tcBorders>
+              <w:top w:val="single" w:sz="6" w:space="0" w:color="auto"/>
+              <w:left w:val="single" w:sz="6" w:space="0" w:color="auto"/>
+              <w:bottom w:val="single" w:sz="6" w:space="0" w:color="auto"/>
+              <w:right w:val="single" w:sz="6" w:space="0" w:color="auto"/>
+            </w:tcBorders>
+            <w:vAlign w:val="center"/>
+            <w:hideMark/>
+          </w:tcPr>
+          <w:p>
+            <w:pPr>
+              <w:spacing w:after="0" w:line="240" w:lineRule="auto"/>
+              <w:rPr>
+                <w:rFonts w:ascii="Times New Roman" w:eastAsia="Times New Roman" w:hAnsi="Times New Roman" w:cs="Times New Roman"/>
+                <w:kern w:val="0"/>
+                <w:sz w:val="24"/>
+                <w:szCs w:val="24"/>
+                <w:lang w:eastAsia="en-IN"/>
+                <w14:ligatures w14:val="none"/>
+              </w:rPr>
+            </w:pPr>
+            <w:r>
+              <w:rPr>
+                <w:rFonts w:ascii="Consolas" w:eastAsia="Times New Roman" w:hAnsi="Consolas" w:cs="Courier New"/>
+                <w:color w:val="D0D0D0"/>
+                <w:kern w:val="0"/>
+                <w:szCs w:val="22"/>
+                <w:bdr w:val="single" w:sz="2" w:space="0" w:color="auto" w:frame="1"/>
+                <w:shd w:val="clear" w:color="auto" w:fill="3C3C3C"/>
+                <w:lang w:eastAsia="en-IN"/>
+                <w14:ligatures w14:val="none"/>
+              </w:rPr>
+              <w:t>applicant.kamali@gmail.com</w:t>
+            </w:r>
+          </w:p>
+        </w:tc>
+        <w:tc>
+          <w:tcPr>
+            <w:tcW w:w="0" w:type="auto"/>
+            <w:tcBorders>
+              <w:top w:val="single" w:sz="6" w:space="0" w:color="auto"/>
+              <w:left w:val="single" w:sz="6" w:space="0" w:color="auto"/>
+              <w:bottom w:val="single" w:sz="6" w:space="0" w:color="auto"/>
+              <w:right w:val="single" w:sz="2" w:space="0" w:color="auto"/>
+            </w:tcBorders>
+            <w:vAlign w:val="center"/>
+            <w:hideMark/>
+          </w:tcPr>
+          <w:p>
+            <w:pPr>
+              <w:spacing w:after="0" w:line="240" w:lineRule="auto"/>
+              <w:rPr>
+                <w:rFonts w:ascii="Times New Roman" w:eastAsia="Times New Roman" w:hAnsi="Times New Roman" w:cs="Times New Roman"/>
+                <w:kern w:val="0"/>
+                <w:sz w:val="24"/>
+                <w:szCs w:val="24"/>
+                <w:lang w:eastAsia="en-IN"/>
+                <w14:ligatures w14:val="none"/>
+              </w:rPr>
+            </w:pPr>
+            <w:r>
+              <w:rPr>
+                <w:rFonts w:ascii="Consolas" w:eastAsia="Times New Roman" w:hAnsi="Consolas" w:cs="Courier New"/>
+                <w:color w:val="D0D0D0"/>
+                <w:kern w:val="0"/>
+                <w:szCs w:val="22"/>
+                <w:bdr w:val="single" w:sz="2" w:space="0" w:color="auto" w:frame="1"/>
+                <w:shd w:val="clear" w:color="auto" w:fill="3C3C3C"/>
+                <w:lang w:eastAsia="en-IN"/>
+                <w14:ligatures w14:val="none"/>
+              </w:rPr>
+              <w:t>Password123!</w:t>
+            </w:r>
+          </w:p>
+        </w:tc>
+      </w:tr>
+      <w:tr>
+        <w:trPr>
+          <w:tblCellSpacing w:w="15" w:type="dxa"/>
+        </w:trPr>
+        <w:tc>
+          <w:tcPr>
+            <w:tcW w:w="0" w:type="auto"/>
+            <w:tcBorders>
+              <w:top w:val="single" w:sz="6" w:space="0" w:color="auto"/>
+              <w:left w:val="single" w:sz="2" w:space="0" w:color="auto"/>
+              <w:bottom w:val="single" w:sz="2" w:space="0" w:color="auto"/>
+              <w:right w:val="single" w:sz="6" w:space="0" w:color="auto"/>
+            </w:tcBorders>
+            <w:vAlign w:val="center"/>
+            <w:hideMark/>
+          </w:tcPr>
+          <w:p>
+            <w:pPr>
+              <w:spacing w:after="0" w:line="240" w:lineRule="auto"/>
+              <w:rPr>
+                <w:rFonts w:ascii="Times New Roman" w:eastAsia="Times New Roman" w:hAnsi="Times New Roman" w:cs="Times New Roman"/>
+                <w:kern w:val="0"/>
+                <w:sz w:val="24"/>
+                <w:szCs w:val="24"/>
+                <w:lang w:eastAsia="en-IN"/>
+                <w14:ligatures w14:val="none"/>
+              </w:rPr>
+            </w:pPr>
+            <w:r>
+              <w:rPr>
+                <w:rFonts w:ascii="Times New Roman" w:eastAsia="Times New Roman" w:hAnsi="Times New Roman" w:cs="Times New Roman"/>
+                <w:b/>
+                <w:bCs/>
+                <w:kern w:val="0"/>
+                <w:sz w:val="24"/>
+                <w:szCs w:val="24"/>
+                <w:bdr w:val="single" w:sz="2" w:space="0" w:color="auto" w:frame="1"/>
+                <w:lang w:eastAsia="en-IN"/>
+                <w14:ligatures w14:val="none"/>
+              </w:rPr>
+              <w:t>Admin Panel</w:t>
+            </w:r>
+          </w:p>
+        </w:tc>
+        <w:tc>
+          <w:tcPr>
+            <w:tcW w:w="0" w:type="auto"/>
+            <w:tcBorders>
+              <w:top w:val="single" w:sz="6" w:space="0" w:color="auto"/>
+              <w:left w:val="single" w:sz="6" w:space="0" w:color="auto"/>
+              <w:bottom w:val="single" w:sz="2" w:space="0" w:color="auto"/>
+              <w:right w:val="single" w:sz="6" w:space="0" w:color="auto"/>
+            </w:tcBorders>
+            <w:vAlign w:val="center"/>
+            <w:hideMark/>
+          </w:tcPr>
+          <w:p>
+            <w:pPr>
+              <w:spacing w:after="0" w:line="240" w:lineRule="auto"/>
+              <w:rPr>
+                <w:rFonts w:ascii="Times New Roman" w:eastAsia="Times New Roman" w:hAnsi="Times New Roman" w:cs="Times New Roman"/>
+                <w:kern w:val="0"/>
+                <w:sz w:val="24"/>
+                <w:szCs w:val="24"/>
+                <w:lang w:eastAsia="en-IN"/>
+                <w14:ligatures w14:val="none"/>
+              </w:rPr>
+            </w:pPr>
+            <w:r>
+              <w:rPr>
+                <w:rFonts w:ascii="Consolas" w:eastAsia="Times New Roman" w:hAnsi="Consolas" w:cs="Courier New"/>
+                <w:color w:val="D0D0D0"/>
+                <w:kern w:val="0"/>
+                <w:szCs w:val="22"/>
+                <w:bdr w:val="single" w:sz="2" w:space="0" w:color="auto" w:frame="1"/>
+                <w:shd w:val="clear" w:color="auto" w:fill="3C3C3C"/>
+                <w:lang w:eastAsia="en-IN"/>
+                <w14:ligatures w14:val="none"/>
+              </w:rPr>
+              <w:t>/admin/login</w:t>
+            </w:r>
+          </w:p>
+        </w:tc>
+        <w:tc>
+          <w:tcPr>
+            <w:tcW w:w="0" w:type="auto"/>
+            <w:tcBorders>
+              <w:top w:val="single" w:sz="6" w:space="0" w:color="auto"/>
+              <w:left w:val="single" w:sz="6" w:space="0" w:color="auto"/>
+              <w:bottom w:val="single" w:sz="2" w:space="0" w:color="auto"/>
+              <w:right w:val="single" w:sz="6" w:space="0" w:color="auto"/>
+            </w:tcBorders>
+            <w:vAlign w:val="center"/>
+            <w:hideMark/>
+          </w:tcPr>
+          <w:p>
+            <w:pPr>
+              <w:spacing w:after="0" w:line="240" w:lineRule="auto"/>
+              <w:rPr>
+                <w:rFonts w:ascii="Times New Roman" w:eastAsia="Times New Roman" w:hAnsi="Times New Roman" w:cs="Times New Roman"/>
+                <w:kern w:val="0"/>
+                <w:sz w:val="24"/>
+                <w:szCs w:val="24"/>
+                <w:lang w:eastAsia="en-IN"/>
+                <w14:ligatures w14:val="none"/>
+              </w:rPr>
+            </w:pPr>
+            <w:r>
+              <w:rPr>
+                <w:rFonts w:ascii="Consolas" w:eastAsia="Times New Roman" w:hAnsi="Consolas" w:cs="Courier New"/>
+                <w:color w:val="D0D0D0"/>
+                <w:kern w:val="0"/>
+                <w:szCs w:val="22"/>
+                <w:bdr w:val="single" w:sz="2" w:space="0" w:color="auto" w:frame="1"/>
+                <w:shd w:val="clear" w:color="auto" w:fill="3C3C3C"/>
+                <w:lang w:eastAsia="en-IN"/>
+                <w14:ligatures w14:val="none"/>
+              </w:rPr>
+              <w:t>admin@aurasoaps.com</w:t>
+            </w:r>
+          </w:p>
+        </w:tc>
+        <w:tc>
+          <w:tcPr>
+            <w:tcW w:w="0" w:type="auto"/>
+            <w:tcBorders>
+              <w:top w:val="single" w:sz="6" w:space="0" w:color="auto"/>
+              <w:left w:val="single" w:sz="6" w:space="0" w:color="auto"/>
+              <w:bottom w:val="single" w:sz="2" w:space="0" w:color="auto"/>
+              <w:right w:val="single" w:sz="2" w:space="0" w:color="auto"/>
+            </w:tcBorders>
+            <w:vAlign w:val="center"/>
+            <w:hideMark/>
+          </w:tcPr>
+          <w:p>
+            <w:pPr>
+              <w:spacing w:after="0" w:line="240" w:lineRule="auto"/>
+              <w:rPr>
+                <w:rFonts w:ascii="Times New Roman" w:eastAsia="Times New Roman" w:hAnsi="Times New Roman" w:cs="Times New Roman"/>
+                <w:kern w:val="0"/>
+                <w:sz w:val="24"/>
+                <w:szCs w:val="24"/>
+                <w:lang w:eastAsia="en-IN"/>
+                <w14:ligatures w14:val="none"/>
+              </w:rPr>
+            </w:pPr>
+            <w:r>
+              <w:rPr>
+                <w:rFonts w:ascii="Consolas" w:eastAsia="Times New Roman" w:hAnsi="Consolas" w:cs="Courier New"/>
+                <w:color w:val="D0D0D0"/>
+                <w:kern w:val="0"/>
+                <w:szCs w:val="22"/>
+                <w:bdr w:val="single" w:sz="2" w:space="0" w:color="auto" w:frame="1"/>
+                <w:shd w:val="clear" w:color="auto" w:fill="3C3C3C"/>
+                <w:lang w:eastAsia="en-IN"/>
+                <w14:ligatures w14:val="none"/>
+              </w:rPr>
+              <w:t>Password123!</w:t>
+            </w:r>
+          </w:p>
+        </w:tc>
+      </w:tr>
+    </w:tbl>
+    <w:p/>
     <w:p/>
     <w:sectPr>
       <w:pgSz w:w="11906" w:h="16838"/>
@@ -679,7 +1384,6 @@
     <w:next w:val="Normal"/>
     <w:link w:val="Heading3Char"/>
     <w:uiPriority w:val="9"/>
-    <w:semiHidden/>
     <w:unhideWhenUsed/>
     <w:qFormat/>
     <w:rsid w:val="003A79E8"/>
@@ -831,6 +1535,7 @@
   <w:style w:type="character" w:default="1" w:styleId="DefaultParagraphFont">
     <w:name w:val="Default Paragraph Font"/>
     <w:uiPriority w:val="1"/>
+    <w:semiHidden/>
     <w:unhideWhenUsed/>
   </w:style>
   <w:style w:type="table" w:default="1" w:styleId="TableNormal">
@@ -886,7 +1591,6 @@
     <w:basedOn w:val="DefaultParagraphFont"/>
     <w:link w:val="Heading3"/>
     <w:uiPriority w:val="9"/>
-    <w:semiHidden/>
     <w:rsid w:val="003A79E8"/>
     <w:rPr>
       <w:rFonts w:eastAsiaTheme="majorEastAsia" w:cstheme="majorBidi"/>
@@ -1142,6 +1846,30 @@
       <w:smallCaps/>
       <w:color w:val="2F5496" w:themeColor="accent1" w:themeShade="BF"/>
       <w:spacing w:val="5"/>
+    </w:rPr>
+  </w:style>
+  <w:style w:type="character" w:styleId="Strong">
+    <w:name w:val="Strong"/>
+    <w:basedOn w:val="DefaultParagraphFont"/>
+    <w:uiPriority w:val="22"/>
+    <w:qFormat/>
+    <w:rsid w:val="00682951"/>
+    <w:rPr>
+      <w:b/>
+      <w:bCs/>
+    </w:rPr>
+  </w:style>
+  <w:style w:type="character" w:styleId="HTMLCode">
+    <w:name w:val="HTML Code"/>
+    <w:basedOn w:val="DefaultParagraphFont"/>
+    <w:uiPriority w:val="99"/>
+    <w:semiHidden/>
+    <w:unhideWhenUsed/>
+    <w:rsid w:val="00682951"/>
+    <w:rPr>
+      <w:rFonts w:ascii="Courier New" w:eastAsia="Times New Roman" w:hAnsi="Courier New" w:cs="Courier New"/>
+      <w:sz w:val="20"/>
+      <w:szCs w:val="20"/>
     </w:rPr>
   </w:style>
 </w:styles>
